--- a/소개글_AI의사결정_김경원교수.docx
+++ b/소개글_AI의사결정_김경원교수.docx
@@ -173,6 +173,26 @@
       </w:r>
       <w:r>
         <w:t>시키는 동반자다.</w:t>
+      </w:r>
+    </w:p>
+    <w:p>
+      <w:pPr>
+        <w:pStyle w:val="aa"/>
+      </w:pPr>
+    </w:p>
+    <w:p>
+      <w:pPr>
+        <w:pStyle w:val="aa"/>
+        <w:jc w:val="right"/>
+        <w:rPr>
+          <w:rFonts w:hint="eastAsia"/>
+        </w:rPr>
+      </w:pPr>
+      <w:r>
+        <w:rPr>
+          <w:rFonts w:hint="eastAsia"/>
+        </w:rPr>
+        <w:t>- 김경원 -</w:t>
       </w:r>
     </w:p>
     <w:sectPr>
@@ -792,6 +812,7 @@
   <w:style w:type="character" w:default="1" w:styleId="a0">
     <w:name w:val="Default Paragraph Font"/>
     <w:uiPriority w:val="1"/>
+    <w:semiHidden/>
     <w:unhideWhenUsed/>
   </w:style>
   <w:style w:type="table" w:default="1" w:styleId="a1">
